--- a/LastenheftTeilnehmerserver.docx
+++ b/LastenheftTeilnehmerserver.docx
@@ -11,8 +11,6 @@
           <w:szCs w:val="72"/>
         </w:rPr>
       </w:pPr>
-      <w:bookmarkStart w:id="0" w:name="_GoBack"/>
-      <w:bookmarkEnd w:id="0"/>
     </w:p>
     <w:p>
       <w:pPr>
@@ -193,7 +191,7 @@
       <w:r>
         <w:fldChar w:fldCharType="separate"/>
       </w:r>
-      <w:hyperlink w:anchor="_Toc478625564" w:history="1">
+      <w:hyperlink w:anchor="_Toc479065484" w:history="1">
         <w:r>
           <w:rPr>
             <w:rStyle w:val="Hyperlink"/>
@@ -230,7 +228,7 @@
           <w:rPr>
             <w:webHidden/>
           </w:rPr>
-          <w:instrText xml:space="preserve"> PAGEREF _Toc478625564 \h </w:instrText>
+          <w:instrText xml:space="preserve"> PAGEREF _Toc479065484 \h </w:instrText>
         </w:r>
         <w:r>
           <w:rPr>
@@ -266,7 +264,7 @@
           <w:szCs w:val="22"/>
         </w:rPr>
       </w:pPr>
-      <w:hyperlink w:anchor="_Toc478625565" w:history="1">
+      <w:hyperlink w:anchor="_Toc479065485" w:history="1">
         <w:r>
           <w:rPr>
             <w:rStyle w:val="Hyperlink"/>
@@ -303,7 +301,7 @@
           <w:rPr>
             <w:webHidden/>
           </w:rPr>
-          <w:instrText xml:space="preserve"> PAGEREF _Toc478625565 \h </w:instrText>
+          <w:instrText xml:space="preserve"> PAGEREF _Toc479065485 \h </w:instrText>
         </w:r>
         <w:r>
           <w:rPr>
@@ -339,7 +337,7 @@
           <w:szCs w:val="22"/>
         </w:rPr>
       </w:pPr>
-      <w:hyperlink w:anchor="_Toc478625566" w:history="1">
+      <w:hyperlink w:anchor="_Toc479065486" w:history="1">
         <w:r>
           <w:rPr>
             <w:rStyle w:val="Hyperlink"/>
@@ -376,7 +374,7 @@
           <w:rPr>
             <w:webHidden/>
           </w:rPr>
-          <w:instrText xml:space="preserve"> PAGEREF _Toc478625566 \h </w:instrText>
+          <w:instrText xml:space="preserve"> PAGEREF _Toc479065486 \h </w:instrText>
         </w:r>
         <w:r>
           <w:rPr>
@@ -412,7 +410,7 @@
           <w:szCs w:val="22"/>
         </w:rPr>
       </w:pPr>
-      <w:hyperlink w:anchor="_Toc478625567" w:history="1">
+      <w:hyperlink w:anchor="_Toc479065487" w:history="1">
         <w:r>
           <w:rPr>
             <w:rStyle w:val="Hyperlink"/>
@@ -449,7 +447,7 @@
           <w:rPr>
             <w:webHidden/>
           </w:rPr>
-          <w:instrText xml:space="preserve"> PAGEREF _Toc478625567 \h </w:instrText>
+          <w:instrText xml:space="preserve"> PAGEREF _Toc479065487 \h </w:instrText>
         </w:r>
         <w:r>
           <w:rPr>
@@ -485,7 +483,7 @@
           <w:szCs w:val="22"/>
         </w:rPr>
       </w:pPr>
-      <w:hyperlink w:anchor="_Toc478625568" w:history="1">
+      <w:hyperlink w:anchor="_Toc479065488" w:history="1">
         <w:r>
           <w:rPr>
             <w:rStyle w:val="Hyperlink"/>
@@ -522,7 +520,7 @@
           <w:rPr>
             <w:webHidden/>
           </w:rPr>
-          <w:instrText xml:space="preserve"> PAGEREF _Toc478625568 \h </w:instrText>
+          <w:instrText xml:space="preserve"> PAGEREF _Toc479065488 \h </w:instrText>
         </w:r>
         <w:r>
           <w:rPr>
@@ -558,7 +556,7 @@
           <w:szCs w:val="22"/>
         </w:rPr>
       </w:pPr>
-      <w:hyperlink w:anchor="_Toc478625569" w:history="1">
+      <w:hyperlink w:anchor="_Toc479065489" w:history="1">
         <w:r>
           <w:rPr>
             <w:rStyle w:val="Hyperlink"/>
@@ -595,7 +593,7 @@
           <w:rPr>
             <w:webHidden/>
           </w:rPr>
-          <w:instrText xml:space="preserve"> PAGEREF _Toc478625569 \h </w:instrText>
+          <w:instrText xml:space="preserve"> PAGEREF _Toc479065489 \h </w:instrText>
         </w:r>
         <w:r>
           <w:rPr>
@@ -631,7 +629,7 @@
           <w:szCs w:val="22"/>
         </w:rPr>
       </w:pPr>
-      <w:hyperlink w:anchor="_Toc478625570" w:history="1">
+      <w:hyperlink w:anchor="_Toc479065490" w:history="1">
         <w:r>
           <w:rPr>
             <w:rStyle w:val="Hyperlink"/>
@@ -668,7 +666,7 @@
           <w:rPr>
             <w:webHidden/>
           </w:rPr>
-          <w:instrText xml:space="preserve"> PAGEREF _Toc478625570 \h </w:instrText>
+          <w:instrText xml:space="preserve"> PAGEREF _Toc479065490 \h </w:instrText>
         </w:r>
         <w:r>
           <w:rPr>
@@ -789,12 +787,12 @@
       <w:pPr>
         <w:pStyle w:val="berschrift1"/>
       </w:pPr>
-      <w:bookmarkStart w:id="1" w:name="_Toc478625564"/>
+      <w:bookmarkStart w:id="0" w:name="_Toc479065484"/>
       <w:r>
         <w:lastRenderedPageBreak/>
         <w:t>Einleitung</w:t>
       </w:r>
-      <w:bookmarkEnd w:id="1"/>
+      <w:bookmarkEnd w:id="0"/>
     </w:p>
     <w:p>
       <w:r>
@@ -819,7 +817,13 @@
     <w:p/>
     <w:p>
       <w:r>
-        <w:t>Die i-Telex-Stationen ermöglichen durch den modularen Aufbau den Anschluss von theoretisch bis zu 99 Fernschreibern an einer Station. Jede Schnittstelle der i-Telex-Station zu einem Fernschreiber hat eine ein- oder zweistellige Nummer (</w:t>
+        <w:t xml:space="preserve">Die i-Telex-Stationen ermöglichen durch den modularen Aufbau den Anschluss von theoretisch bis zu 99 Fernschreibern an einer </w:t>
+      </w:r>
+      <w:r>
+        <w:t>i-Telex-</w:t>
+      </w:r>
+      <w:r>
+        <w:t>Station. Jede Schnittstelle der i-Telex-Station zu einem Fernschreiber hat eine ein- oder zweistellige Nummer (</w:t>
       </w:r>
       <w:r>
         <w:rPr>
@@ -849,22 +853,50 @@
         <w:t xml:space="preserve">Alternativ zur </w:t>
       </w:r>
       <w:r>
-        <w:t>IP-Adresse kann ein Nutzer einen Host-Namen verwenden.</w:t>
+        <w:t>IP-Adresse kann ein Nu</w:t>
+      </w:r>
+      <w:r>
+        <w:t>tzer einen Host-Namen verwenden.</w:t>
       </w:r>
     </w:p>
     <w:p/>
     <w:p>
-      <w:r>
+      <w:pPr>
+        <w:rPr>
+          <w:b/>
+        </w:rPr>
+      </w:pPr>
+      <w:r>
+        <w:rPr>
+          <w:b/>
+        </w:rPr>
         <w:t>Die Bereitstellung eines Verzeichnisses der vergebenen Rufnummern mit zugehörigen IP-Adressen etc. ist Aufgabe des Teilnehmerservers.</w:t>
       </w:r>
     </w:p>
     <w:p/>
     <w:p>
       <w:r>
+        <w:t xml:space="preserve">Die </w:t>
+      </w:r>
+      <w:r>
         <w:t>Einträge des Teilnehmerservers können als HTML-Seite zur Anzeige auf einem Browser oder durch eine (versteckt ablaufende) Datensatzabfrage des Teilnehmerservers durch eine i-Telex-</w:t>
       </w:r>
       <w:r>
-        <w:t>Station erfolgen.</w:t>
+        <w:t xml:space="preserve">Station </w:t>
+      </w:r>
+      <w:r>
+        <w:t xml:space="preserve">abgefragt werden (Beispiel siehe </w:t>
+      </w:r>
+      <w:hyperlink r:id="rId8" w:history="1">
+        <w:r>
+          <w:rPr>
+            <w:rStyle w:val="Hyperlink"/>
+          </w:rPr>
+          <w:t>http://sonnibs.no-ip.org/itelex-tlnverz.cgi?spr=de</w:t>
+        </w:r>
+      </w:hyperlink>
+      <w:r>
+        <w:t>).</w:t>
       </w:r>
     </w:p>
     <w:p/>
@@ -910,22 +942,22 @@
       <w:pPr>
         <w:pStyle w:val="berschrift1"/>
       </w:pPr>
-      <w:bookmarkStart w:id="2" w:name="_Toc478625565"/>
+      <w:bookmarkStart w:id="1" w:name="_Toc479065485"/>
       <w:r>
         <w:lastRenderedPageBreak/>
         <w:t>Funktionale Anforderungen</w:t>
       </w:r>
+      <w:bookmarkEnd w:id="1"/>
+    </w:p>
+    <w:p>
+      <w:pPr>
+        <w:pStyle w:val="berschrift2"/>
+      </w:pPr>
+      <w:bookmarkStart w:id="2" w:name="_Toc479065486"/>
+      <w:r>
+        <w:t>Allgemein</w:t>
+      </w:r>
       <w:bookmarkEnd w:id="2"/>
-    </w:p>
-    <w:p>
-      <w:pPr>
-        <w:pStyle w:val="berschrift2"/>
-      </w:pPr>
-      <w:bookmarkStart w:id="3" w:name="_Toc478625566"/>
-      <w:r>
-        <w:t>Allgemein</w:t>
-      </w:r>
-      <w:bookmarkEnd w:id="3"/>
     </w:p>
     <w:p>
       <w:pPr>
@@ -1199,11 +1231,11 @@
       <w:pPr>
         <w:pStyle w:val="berschrift2"/>
       </w:pPr>
-      <w:bookmarkStart w:id="4" w:name="_Toc478625567"/>
+      <w:bookmarkStart w:id="3" w:name="_Toc479065487"/>
       <w:r>
         <w:t>Schnittstelle über HTTP</w:t>
       </w:r>
-      <w:bookmarkEnd w:id="4"/>
+      <w:bookmarkEnd w:id="3"/>
     </w:p>
     <w:p>
       <w:pPr>
@@ -1255,77 +1287,103 @@
         <w:t xml:space="preserve"> Dabei darf die PIN-Nummer nicht angezeigt werden.</w:t>
       </w:r>
     </w:p>
+    <w:p>
+      <w:pPr>
+        <w:pStyle w:val="berschrift4"/>
+      </w:pPr>
+      <w:r>
+        <w:t>OPTION: Die Sprache der in diesem Abschnitt beschriebenen HTML-Seiten soll von Deutsch auf Englisch umschaltbar sein, indem eine entsprechende Auswahl durch den Nutzer erfolgt.</w:t>
+      </w:r>
+    </w:p>
     <w:p/>
     <w:p>
       <w:pPr>
         <w:pStyle w:val="berschrift2"/>
       </w:pPr>
-      <w:bookmarkStart w:id="5" w:name="_Toc478625568"/>
+      <w:bookmarkStart w:id="4" w:name="_Toc479065488"/>
       <w:r>
         <w:t>Schnittstelle zu i-Telex-Stationen</w:t>
       </w:r>
+      <w:bookmarkEnd w:id="4"/>
+    </w:p>
+    <w:p>
+      <w:r>
+        <w:t>Details des i-Telex-Teilnehmerserver-Protokolls (Datenformate</w:t>
+      </w:r>
+      <w:r>
+        <w:t xml:space="preserve"> der Telegramme</w:t>
+      </w:r>
+      <w:r>
+        <w:t>) sind im Zusatzdokument „</w:t>
+      </w:r>
+      <w:r>
+        <w:t>Communication</w:t>
+      </w:r>
+      <w:r>
+        <w:t xml:space="preserve">Specification“ </w:t>
+      </w:r>
+      <w:r>
+        <w:t xml:space="preserve">im Kapitel 3 </w:t>
+      </w:r>
+      <w:r>
+        <w:t>definiert.</w:t>
+      </w:r>
+    </w:p>
+    <w:p/>
+    <w:p>
+      <w:pPr>
+        <w:pStyle w:val="berschrift4"/>
+      </w:pPr>
+      <w:r>
+        <w:t>Der Teilnehmerserver muss auf ankommende Verbindungen im Port 11811 reagieren.</w:t>
+      </w:r>
+    </w:p>
+    <w:p>
+      <w:pPr>
+        <w:pStyle w:val="berschrift4"/>
+      </w:pPr>
+      <w:r>
+        <w:t>Nach Öffnen der Verbindung wart</w:t>
+      </w:r>
+      <w:r>
+        <w:t>et der Teilnehmerserver auf ein</w:t>
+      </w:r>
+      <w:r>
+        <w:t xml:space="preserve"> </w:t>
+      </w:r>
+      <w:r>
+        <w:t>T</w:t>
+      </w:r>
+      <w:r>
+        <w:t>elegramm von der i-Telex-Station.</w:t>
+      </w:r>
+    </w:p>
+    <w:p>
+      <w:pPr>
+        <w:pStyle w:val="berschrift4"/>
+      </w:pPr>
+      <w:r>
+        <w:t>Bei Empfang eines Telegramms vom Typ „</w:t>
+      </w:r>
+      <w:r>
+        <w:t>Peer_query</w:t>
+      </w:r>
+      <w:r>
+        <w:t>“ muss der Teilnehmerserver anhand der im Telegramm enthaltenen Rufnummer den passenden Teilnehmerdatensatz heraussuchen.</w:t>
+      </w:r>
+    </w:p>
+    <w:p>
+      <w:pPr>
+        <w:pStyle w:val="berschrift5"/>
+      </w:pPr>
+      <w:bookmarkStart w:id="5" w:name="_Ref478641622"/>
+      <w:r>
+        <w:t>Wird ein passender Datensatz gefunden und ist dieser Datensatz nicht mit dem Flag „gesperrt“ versehen, ist der Inhalt des Datensatzes ohne PIN-Nummer als Telegramm vom Typ „Peer_reply_v1“</w:t>
+      </w:r>
+      <w:r>
+        <w:t xml:space="preserve"> zu senden.</w:t>
+      </w:r>
       <w:bookmarkEnd w:id="5"/>
-    </w:p>
-    <w:p>
-      <w:r>
-        <w:t>Details des i-Telex-Teilnehmerserver-Protokolls (Datenformate</w:t>
-      </w:r>
-      <w:r>
-        <w:t xml:space="preserve"> der Telegramme</w:t>
-      </w:r>
-      <w:r>
-        <w:t>) sind im Zusatzdokument „Documentation Specification“ definiert.</w:t>
-      </w:r>
-    </w:p>
-    <w:p/>
-    <w:p>
-      <w:pPr>
-        <w:pStyle w:val="berschrift4"/>
-      </w:pPr>
-      <w:r>
-        <w:t>Der Teilnehmerserver muss auf ankommende Verbindungen im Port 11811 reagieren.</w:t>
-      </w:r>
-    </w:p>
-    <w:p>
-      <w:pPr>
-        <w:pStyle w:val="berschrift4"/>
-      </w:pPr>
-      <w:r>
-        <w:t xml:space="preserve">Nach Öffnen der Verbindung wartet der Teilnehmerserver auf eine </w:t>
-      </w:r>
-      <w:r>
-        <w:t>T</w:t>
-      </w:r>
-      <w:r>
-        <w:t>elegramm von der i-Telex-Station.</w:t>
-      </w:r>
-    </w:p>
-    <w:p>
-      <w:pPr>
-        <w:pStyle w:val="berschrift4"/>
-      </w:pPr>
-      <w:r>
-        <w:t>Bei Empfang eines Telegramms vom Typ „</w:t>
-      </w:r>
-      <w:r>
-        <w:t>Peer_query</w:t>
-      </w:r>
-      <w:r>
-        <w:t>“ muss der Teilnehmerserver anhand der im Telegramm enthaltenen Rufnummer den passenden Teilnehmerdatensatz heraussuchen.</w:t>
-      </w:r>
-    </w:p>
-    <w:p>
-      <w:pPr>
-        <w:pStyle w:val="berschrift5"/>
-      </w:pPr>
-      <w:bookmarkStart w:id="6" w:name="_Ref478641622"/>
-      <w:r>
-        <w:t>Wird ein passender Datensatz gefunden und ist dieser Datensatz nicht mit dem Flag „gesperrt“ versehen, ist der Inhalt des Datensatzes ohne PIN-Nummer als Telegramm vom Typ „Peer_reply_v1“</w:t>
-      </w:r>
-      <w:r>
-        <w:t xml:space="preserve"> zu senden.</w:t>
-      </w:r>
-      <w:bookmarkEnd w:id="6"/>
     </w:p>
     <w:p>
       <w:pPr>
@@ -1435,6 +1493,7 @@
         <w:pStyle w:val="berschrift4"/>
       </w:pPr>
       <w:r>
+        <w:lastRenderedPageBreak/>
         <w:t>B</w:t>
       </w:r>
       <w:r>
@@ -1449,7 +1508,6 @@
         <w:pStyle w:val="berschrift5"/>
       </w:pPr>
       <w:r>
-        <w:lastRenderedPageBreak/>
         <w:t xml:space="preserve">Wird ein passender Datensatz gefunden und ist dieser Datensatz nicht mit dem Flag „gesperrt“ versehen, ist der Inhalt des Datensatzes </w:t>
       </w:r>
       <w:r>
@@ -1550,12 +1608,11 @@
         <w:t>Buchstabenfolge +++</w:t>
       </w:r>
     </w:p>
-    <w:p/>
     <w:p>
       <w:pPr>
         <w:pStyle w:val="berschrift5"/>
       </w:pPr>
-      <w:bookmarkStart w:id="7" w:name="_Ref478641626"/>
+      <w:bookmarkStart w:id="6" w:name="_Ref478641626"/>
       <w:r>
         <w:t xml:space="preserve">Wird </w:t>
       </w:r>
@@ -1568,7 +1625,7 @@
       <w:r>
         <w:t xml:space="preserve"> passender Datensatz gefunden oder ist der gefundene Datensatz mit dem Flag „gesperrt“ versehen, sind folgende Daten zu senden:</w:t>
       </w:r>
-      <w:bookmarkEnd w:id="7"/>
+      <w:bookmarkEnd w:id="6"/>
     </w:p>
     <w:p>
       <w:pPr>
@@ -1614,68 +1671,321 @@
         <w:t>Buchstabenfolge +++</w:t>
       </w:r>
     </w:p>
+    <w:p>
+      <w:pPr>
+        <w:pStyle w:val="berschrift5"/>
+        <w:tabs>
+          <w:tab w:val="clear" w:pos="1008"/>
+        </w:tabs>
+        <w:ind w:left="1134" w:hanging="1134"/>
+      </w:pPr>
+      <w:r>
+        <w:t xml:space="preserve">Nachdem entsprechend der Anforderungen </w:t>
+      </w:r>
+      <w:r>
+        <w:fldChar w:fldCharType="begin"/>
+      </w:r>
+      <w:r>
+        <w:instrText xml:space="preserve"> REF _Ref478641622 \r \h </w:instrText>
+      </w:r>
+      <w:r>
+        <w:instrText xml:space="preserve"> \* MERGEFORMAT </w:instrText>
+      </w:r>
+      <w:r>
+        <w:fldChar w:fldCharType="separate"/>
+      </w:r>
+      <w:r>
+        <w:t>2.3.1.</w:t>
+      </w:r>
+      <w:r>
+        <w:t>3</w:t>
+      </w:r>
+      <w:r>
+        <w:t>.1</w:t>
+      </w:r>
+      <w:r>
+        <w:fldChar w:fldCharType="end"/>
+      </w:r>
+      <w:r>
+        <w:t xml:space="preserve"> bis </w:t>
+      </w:r>
+      <w:r>
+        <w:fldChar w:fldCharType="begin"/>
+      </w:r>
+      <w:r>
+        <w:instrText xml:space="preserve"> REF _Ref478641626 \r \h </w:instrText>
+      </w:r>
+      <w:r>
+        <w:instrText xml:space="preserve"> \* MERGEFORMAT </w:instrText>
+      </w:r>
+      <w:r>
+        <w:fldChar w:fldCharType="separate"/>
+      </w:r>
+      <w:r>
+        <w:t>2.</w:t>
+      </w:r>
+      <w:r>
+        <w:t>3</w:t>
+      </w:r>
+      <w:r>
+        <w:t>.1.5.2</w:t>
+      </w:r>
+      <w:r>
+        <w:fldChar w:fldCharType="end"/>
+      </w:r>
+      <w:r>
+        <w:t xml:space="preserve"> </w:t>
+      </w:r>
+      <w:r>
+        <w:t xml:space="preserve">oder </w:t>
+      </w:r>
+      <w:r>
+        <w:fldChar w:fldCharType="begin"/>
+      </w:r>
+      <w:r>
+        <w:instrText xml:space="preserve"> REF _Ref479168661 \r \h </w:instrText>
+      </w:r>
+      <w:r>
+        <w:fldChar w:fldCharType="separate"/>
+      </w:r>
+      <w:r>
+        <w:t>2.3.1.7.1</w:t>
+      </w:r>
+      <w:r>
+        <w:fldChar w:fldCharType="end"/>
+      </w:r>
+      <w:r>
+        <w:t xml:space="preserve"> oder </w:t>
+      </w:r>
+      <w:r>
+        <w:fldChar w:fldCharType="begin"/>
+      </w:r>
+      <w:r>
+        <w:instrText xml:space="preserve"> REF _Ref479168664 \r \h </w:instrText>
+      </w:r>
+      <w:r>
+        <w:fldChar w:fldCharType="separate"/>
+      </w:r>
+      <w:r>
+        <w:t>2.3.1.7.4</w:t>
+      </w:r>
+      <w:r>
+        <w:fldChar w:fldCharType="end"/>
+      </w:r>
+      <w:r>
+        <w:t xml:space="preserve"> </w:t>
+      </w:r>
+      <w:r>
+        <w:t xml:space="preserve">eine Rückmeldung gegeben würde, ist der TCP-Socket nach 2 bis 5 Sekunden zu schließen. In diesem Zeitraum eintreffende Anfragen </w:t>
+      </w:r>
+      <w:r>
+        <w:t xml:space="preserve">sollten aber </w:t>
+      </w:r>
+      <w:r>
+        <w:t>bearbeitet werden.</w:t>
+      </w:r>
+    </w:p>
+    <w:p>
+      <w:pPr>
+        <w:pStyle w:val="berschrift4"/>
+      </w:pPr>
+      <w:r>
+        <w:t>Über den Port 11811 müssen mehrere Verbindungen gleichzeitig bearbeitet werden können.</w:t>
+      </w:r>
+    </w:p>
+    <w:p>
+      <w:pPr>
+        <w:pStyle w:val="berschrift4"/>
+      </w:pPr>
+      <w:r>
+        <w:t>Bei Empfang eines Telegramms vom Typ „</w:t>
+      </w:r>
+      <w:r>
+        <w:t>Peer_search</w:t>
+      </w:r>
+      <w:r>
+        <w:t>“ muss der Teilnehmerserver anhand de</w:t>
+      </w:r>
+      <w:r>
+        <w:t>s</w:t>
+      </w:r>
+      <w:r>
+        <w:t xml:space="preserve"> im Telegramm enthaltenen </w:t>
+      </w:r>
+      <w:r>
+        <w:t xml:space="preserve">Suchmusters alle </w:t>
+      </w:r>
+      <w:r>
+        <w:t>passenden Teilnehmerdatens</w:t>
+      </w:r>
+      <w:r>
+        <w:t>ätze</w:t>
+      </w:r>
+      <w:r>
+        <w:t xml:space="preserve"> heraussuchen.</w:t>
+      </w:r>
+      <w:r>
+        <w:t xml:space="preserve"> Passend bedeutet, dass das Suchmuster an beliebiger Stelle in dem Feld „Name des Teilnehmers“ erscheinen muss. Groß/Kleinschreibung ist nicht zu beachten.</w:t>
+      </w:r>
+    </w:p>
+    <w:p>
+      <w:pPr>
+        <w:pStyle w:val="berschrift5"/>
+      </w:pPr>
+      <w:bookmarkStart w:id="7" w:name="_Ref479168661"/>
+      <w:r>
+        <w:t xml:space="preserve">Wird </w:t>
+      </w:r>
+      <w:r>
+        <w:rPr>
+          <w:u w:val="single"/>
+        </w:rPr>
+        <w:t>kein</w:t>
+      </w:r>
+      <w:r>
+        <w:t xml:space="preserve"> passender Datensatz gefunden, </w:t>
+      </w:r>
+      <w:r>
+        <w:t xml:space="preserve">so </w:t>
+      </w:r>
+      <w:r>
+        <w:t xml:space="preserve">ist </w:t>
+      </w:r>
+      <w:r>
+        <w:t>das Telegramm „End_of_List“ zu senden</w:t>
+      </w:r>
+      <w:r>
+        <w:t>.</w:t>
+      </w:r>
+      <w:bookmarkEnd w:id="7"/>
+    </w:p>
+    <w:p>
+      <w:pPr>
+        <w:pStyle w:val="berschrift5"/>
+      </w:pPr>
+      <w:r>
+        <w:t xml:space="preserve">Werden passende </w:t>
+      </w:r>
+      <w:r>
+        <w:t>Datens</w:t>
+      </w:r>
+      <w:r>
+        <w:t>ä</w:t>
+      </w:r>
+      <w:r>
+        <w:t>tz</w:t>
+      </w:r>
+      <w:r>
+        <w:t xml:space="preserve">e gefunden, so ist der Inhalt des ersten </w:t>
+      </w:r>
+      <w:r>
+        <w:t>Datensatzes ohne PIN-Nummer als Telegramm vom Typ „Peer_reply_v1“ zu senden.</w:t>
+      </w:r>
+      <w:r>
+        <w:t xml:space="preserve"> Danach ist auf eine Rückmeldung des Clients zu warten.</w:t>
+      </w:r>
+    </w:p>
+    <w:p>
+      <w:pPr>
+        <w:pStyle w:val="berschrift5"/>
+      </w:pPr>
+      <w:r>
+        <w:t xml:space="preserve">Antwortet der Client mit dem Telegramm „Acknowledged“ und liegen weitere passende Datensätze vor, so ist der </w:t>
+      </w:r>
+      <w:r>
+        <w:t xml:space="preserve">Inhalt des </w:t>
+      </w:r>
+      <w:r>
+        <w:t xml:space="preserve">nächsten </w:t>
+      </w:r>
+      <w:r>
+        <w:t>Datensatzes ohne PIN-Nummer als Telegramm vom Typ „Peer_reply_v1“ zu senden.</w:t>
+      </w:r>
+    </w:p>
+    <w:p>
+      <w:pPr>
+        <w:pStyle w:val="berschrift5"/>
+      </w:pPr>
+      <w:bookmarkStart w:id="8" w:name="_Ref479168664"/>
+      <w:r>
+        <w:t xml:space="preserve">Antwortet der Client mit dem Telegramm „Acknowledged“ und liegen </w:t>
+      </w:r>
+      <w:r>
+        <w:rPr>
+          <w:u w:val="single"/>
+        </w:rPr>
+        <w:t>keine</w:t>
+      </w:r>
+      <w:r>
+        <w:t xml:space="preserve"> </w:t>
+      </w:r>
+      <w:r>
+        <w:t>weitere</w:t>
+      </w:r>
+      <w:r>
+        <w:t>n</w:t>
+      </w:r>
+      <w:r>
+        <w:t xml:space="preserve"> passende</w:t>
+      </w:r>
+      <w:r>
+        <w:t>n</w:t>
+      </w:r>
+      <w:r>
+        <w:t xml:space="preserve"> Datensätze vor, so so ist das Telegramm „End_of_List“ zu senden.</w:t>
+      </w:r>
+      <w:bookmarkEnd w:id="8"/>
+    </w:p>
     <w:p/>
     <w:p>
       <w:pPr>
+        <w:pStyle w:val="berschrift5"/>
+      </w:pPr>
+      <w:r>
+        <w:lastRenderedPageBreak/>
+        <w:t xml:space="preserve">Antwortet der Client </w:t>
+      </w:r>
+      <w:r>
+        <w:rPr>
+          <w:u w:val="single"/>
+        </w:rPr>
+        <w:t>nicht</w:t>
+      </w:r>
+      <w:r>
+        <w:t xml:space="preserve"> </w:t>
+      </w:r>
+      <w:r>
+        <w:t>mit dem Telegramm „Acknowledged“</w:t>
+      </w:r>
+      <w:r>
+        <w:t xml:space="preserve"> so ist die Verbindung abzubauen.</w:t>
+      </w:r>
+    </w:p>
+    <w:p/>
+    <w:p>
+      <w:pPr>
+        <w:pStyle w:val="berschrift2"/>
+      </w:pPr>
+      <w:bookmarkStart w:id="9" w:name="_Toc479065489"/>
+      <w:r>
+        <w:t>Konfiguration</w:t>
+      </w:r>
+      <w:bookmarkEnd w:id="9"/>
+    </w:p>
+    <w:p>
+      <w:pPr>
         <w:pStyle w:val="berschrift4"/>
       </w:pPr>
       <w:r>
-        <w:t xml:space="preserve">Nachdem entsprechend der Anforderungen </w:t>
-      </w:r>
-      <w:r>
-        <w:fldChar w:fldCharType="begin"/>
-      </w:r>
-      <w:r>
-        <w:instrText xml:space="preserve"> REF _Ref478641622 \r \h </w:instrText>
-      </w:r>
-      <w:r>
-        <w:fldChar w:fldCharType="separate"/>
-      </w:r>
-      <w:r>
-        <w:t>2.3.1.3.1</w:t>
-      </w:r>
-      <w:r>
-        <w:fldChar w:fldCharType="end"/>
-      </w:r>
-      <w:r>
-        <w:t xml:space="preserve"> bis </w:t>
-      </w:r>
-      <w:r>
-        <w:fldChar w:fldCharType="begin"/>
-      </w:r>
-      <w:r>
-        <w:instrText xml:space="preserve"> REF _Ref478641626 \r \h </w:instrText>
-      </w:r>
-      <w:r>
-        <w:fldChar w:fldCharType="separate"/>
-      </w:r>
-      <w:r>
-        <w:t>2.3.1.5.2</w:t>
-      </w:r>
-      <w:r>
-        <w:fldChar w:fldCharType="end"/>
-      </w:r>
-      <w:r>
-        <w:t xml:space="preserve"> eine Rückmeldung gegeben würde, ist der TCP-Socket nach 2 bis 5 Sekunden zu schließen. In diesem Zeitraum eintreffende Anfragen dürfen bearbeitet werden.</w:t>
-      </w:r>
-    </w:p>
-    <w:p/>
-    <w:p>
-      <w:pPr>
-        <w:pStyle w:val="berschrift2"/>
-      </w:pPr>
-      <w:bookmarkStart w:id="8" w:name="_Toc478625569"/>
-      <w:r>
-        <w:t>Konfiguration</w:t>
-      </w:r>
-      <w:bookmarkEnd w:id="8"/>
+        <w:t>Alle Eingaben zur Konfiguration müssen über HTML-Seiten erfolgen können. Die Seiten sind mit Passwort gegen unerwünschten Zugriff zu schützen.</w:t>
+      </w:r>
     </w:p>
     <w:p>
       <w:pPr>
         <w:pStyle w:val="berschrift4"/>
       </w:pPr>
       <w:r>
-        <w:t>Alle Eingaben zur Konfiguration müssen über HTML-Seiten erfolgen können. Die Seiten sind mit Passwort gegen unerwünschten Zugriff zu schützen.</w:t>
+        <w:t>Das Passwort für den Zugriffsschutz muss änderbar sein.</w:t>
       </w:r>
     </w:p>
     <w:p>
@@ -1683,7 +1993,13 @@
         <w:pStyle w:val="berschrift4"/>
       </w:pPr>
       <w:r>
-        <w:t>Das Passwort für den Zugriffsschutz muss änderbar sein.</w:t>
+        <w:t xml:space="preserve">Die </w:t>
+      </w:r>
+      <w:r>
+        <w:t>Adressen der Teilnehmerserver</w:t>
+      </w:r>
+      <w:r>
+        <w:t>, mit denen ein Abgleich der Daten erfolgen soll, müssen änderbar sein. Hinweis: Kommende Verbindungen von anderen Teilnehmerservern sollen immer bearbeitet werden, sofern die Authentifizierung erfolgreich war, d.h. eine Prüfung der Absenderadresse gegen die Liste der verbundenen Server soll nicht erfolgen.</w:t>
       </w:r>
     </w:p>
     <w:p>
@@ -1691,13 +2007,19 @@
         <w:pStyle w:val="berschrift4"/>
       </w:pPr>
       <w:r>
-        <w:t xml:space="preserve">Die </w:t>
-      </w:r>
-      <w:r>
-        <w:t>Adressen der Teilnehmerserver</w:t>
-      </w:r>
-      <w:r>
-        <w:t>, mit denen ein Abgleich der Daten erfolgen soll, müssen änderbar sein. Hinweis: Kommende Verbindungen von anderen Teilnehmerservern sollen immer bearbeitet werden, sofern die Authentifizierung erfolgreich war, d.h. eine Prüfung der Absenderadresse gegen die Liste der verbundenen Server soll nicht erfolgen.</w:t>
+        <w:t xml:space="preserve">Das </w:t>
+      </w:r>
+      <w:r>
+        <w:t xml:space="preserve">Kennwort für </w:t>
+      </w:r>
+      <w:r>
+        <w:t xml:space="preserve">den </w:t>
+      </w:r>
+      <w:r>
+        <w:t>Abgleich</w:t>
+      </w:r>
+      <w:r>
+        <w:t xml:space="preserve"> der Teilnehmerserver untereinander muss änderbar sein.</w:t>
       </w:r>
     </w:p>
     <w:p>
@@ -1705,32 +2027,24 @@
         <w:pStyle w:val="berschrift4"/>
       </w:pPr>
       <w:r>
-        <w:t xml:space="preserve">Das </w:t>
-      </w:r>
-      <w:r>
-        <w:t xml:space="preserve">Kennwort für </w:t>
-      </w:r>
-      <w:r>
-        <w:t xml:space="preserve">den </w:t>
-      </w:r>
-      <w:r>
-        <w:t>Abgleich</w:t>
-      </w:r>
-      <w:r>
-        <w:t xml:space="preserve"> der Teilnehmerserver untereinander muss änderbar sein.</w:t>
-      </w:r>
-    </w:p>
-    <w:p/>
+        <w:t>Konfigurationsänderungen wirken stets nur lokal.</w:t>
+      </w:r>
+    </w:p>
     <w:p>
       <w:pPr>
         <w:pStyle w:val="berschrift1"/>
       </w:pPr>
-      <w:bookmarkStart w:id="9" w:name="_Toc478625570"/>
+      <w:bookmarkStart w:id="10" w:name="_Toc479065490"/>
       <w:r>
         <w:lastRenderedPageBreak/>
-        <w:t>Sonstige Anforderungen</w:t>
-      </w:r>
-      <w:bookmarkEnd w:id="9"/>
+        <w:t>Sonstige Anforderu</w:t>
+      </w:r>
+      <w:bookmarkStart w:id="11" w:name="_GoBack"/>
+      <w:bookmarkEnd w:id="11"/>
+      <w:r>
+        <w:t>ngen</w:t>
+      </w:r>
+      <w:bookmarkEnd w:id="10"/>
     </w:p>
     <w:p>
       <w:pPr>
@@ -1801,6 +2115,9 @@
       <w:r>
         <w:t>.</w:t>
       </w:r>
+      <w:r>
+        <w:t xml:space="preserve"> Erläuterungen durch den Autor sind möglich.</w:t>
+      </w:r>
     </w:p>
     <w:p>
       <w:pPr>
@@ -1817,12 +2134,20 @@
       </w:r>
       <w:r>
         <w:t>auch wenig erfahrenen Nutzern die Installation und ein Update zu ermöglichen.</w:t>
+      </w:r>
+    </w:p>
+    <w:p>
+      <w:pPr>
+        <w:pStyle w:val="berschrift4"/>
+      </w:pPr>
+      <w:r>
+        <w:t>Vor Beginn der Implementierung ist ein Realisierungskonzept vorzulegen.</w:t>
       </w:r>
     </w:p>
     <w:p/>
     <w:sectPr>
-      <w:headerReference w:type="default" r:id="rId8"/>
-      <w:footerReference w:type="default" r:id="rId9"/>
+      <w:headerReference w:type="default" r:id="rId9"/>
+      <w:footerReference w:type="default" r:id="rId10"/>
       <w:pgSz w:w="11906" w:h="16838"/>
       <w:pgMar w:top="1417" w:right="1417" w:bottom="1134" w:left="1417" w:header="708" w:footer="708" w:gutter="0"/>
       <w:cols w:space="708"/>
@@ -1874,7 +2199,7 @@
       <w:rPr>
         <w:noProof/>
       </w:rPr>
-      <w:t>1</w:t>
+      <w:t>7</w:t>
     </w:r>
     <w:r>
       <w:fldChar w:fldCharType="end"/>
@@ -1888,7 +2213,7 @@
         <w:rPr>
           <w:noProof/>
         </w:rPr>
-        <w:t>30.03.2017 13:00:00</w:t>
+        <w:t>04.04.2017 10:39:00</w:t>
       </w:r>
     </w:fldSimple>
   </w:p>
@@ -6206,6 +6531,9 @@
   <w:num w:numId="44">
     <w:abstractNumId w:val="22"/>
   </w:num>
+  <w:num w:numId="45">
+    <w:abstractNumId w:val="22"/>
+  </w:num>
 </w:numbering>
 </file>
 
@@ -6226,7 +6554,7 @@
     <w:lsdException w:name="heading 2" w:uiPriority="9" w:qFormat="1"/>
     <w:lsdException w:name="heading 3" w:uiPriority="9" w:qFormat="1"/>
     <w:lsdException w:name="heading 4" w:uiPriority="0" w:qFormat="1"/>
-    <w:lsdException w:name="heading 5" w:uiPriority="9" w:qFormat="1"/>
+    <w:lsdException w:name="heading 5" w:uiPriority="0" w:qFormat="1"/>
     <w:lsdException w:name="heading 6" w:uiPriority="9" w:qFormat="1"/>
     <w:lsdException w:name="heading 7" w:uiPriority="9" w:qFormat="1"/>
     <w:lsdException w:name="heading 8" w:uiPriority="9" w:qFormat="1"/>
@@ -6700,11 +7028,9 @@
         <w:numId w:val="38"/>
       </w:numPr>
       <w:tabs>
-        <w:tab w:val="clear" w:pos="1008"/>
         <w:tab w:val="left" w:pos="1134"/>
       </w:tabs>
       <w:spacing w:before="240" w:after="60"/>
-      <w:ind w:left="1134" w:hanging="1134"/>
       <w:outlineLvl w:val="4"/>
     </w:pPr>
     <w:rPr>
@@ -7053,6 +7379,17 @@
       <w:noProof/>
     </w:rPr>
   </w:style>
+  <w:style w:type="character" w:styleId="BesuchterLink">
+    <w:name w:val="FollowedHyperlink"/>
+    <w:uiPriority w:val="99"/>
+    <w:semiHidden/>
+    <w:unhideWhenUsed/>
+    <w:rsid w:val="00F06AEF"/>
+    <w:rPr>
+      <w:color w:val="954F72"/>
+      <w:u w:val="single"/>
+    </w:rPr>
+  </w:style>
 </w:styles>
 </file>
 
@@ -7356,7 +7693,7 @@
 </file>
 
 <file path=customXml/itemProps1.xml><?xml version="1.0" encoding="utf-8"?>
-<ds:datastoreItem xmlns:ds="http://schemas.openxmlformats.org/officeDocument/2006/customXml" ds:itemID="{FABD1C39-8BFB-4BE5-B614-1AD81D471175}">
+<ds:datastoreItem xmlns:ds="http://schemas.openxmlformats.org/officeDocument/2006/customXml" ds:itemID="{F63EA883-DF8D-4BC8-B2E1-D2A64ADA2BF8}">
   <ds:schemaRefs>
     <ds:schemaRef ds:uri="http://schemas.openxmlformats.org/officeDocument/2006/bibliography"/>
   </ds:schemaRefs>

--- a/LastenheftTeilnehmerserver.docx
+++ b/LastenheftTeilnehmerserver.docx
@@ -738,16 +738,31 @@
         <w:ind w:left="1418" w:right="283" w:hanging="1418"/>
         <w:jc w:val="left"/>
       </w:pPr>
-      <w:fldSimple w:instr=" TOC \h \z \c &quot;Abbildung&quot; ">
-        <w:r>
-          <w:rPr>
-            <w:b/>
-            <w:bCs/>
-            <w:noProof/>
-          </w:rPr>
-          <w:t>Es konnten keine Einträge für ein Abbildungsverzeichnis gefunden werden.</w:t>
-        </w:r>
-      </w:fldSimple>
+      <w:r>
+        <w:fldChar w:fldCharType="begin"/>
+      </w:r>
+      <w:r>
+        <w:instrText xml:space="preserve"> TOC \h \z \c "Abbildung" </w:instrText>
+      </w:r>
+      <w:r>
+        <w:fldChar w:fldCharType="separate"/>
+      </w:r>
+      <w:r>
+        <w:rPr>
+          <w:b/>
+          <w:bCs/>
+          <w:noProof/>
+        </w:rPr>
+        <w:t>Es konnten keine Einträge für ein Abbildungsverzeichnis gefunden werden.</w:t>
+      </w:r>
+      <w:r>
+        <w:rPr>
+          <w:b/>
+          <w:bCs/>
+          <w:noProof/>
+        </w:rPr>
+        <w:fldChar w:fldCharType="end"/>
+      </w:r>
     </w:p>
     <w:p>
       <w:pPr>
@@ -772,16 +787,31 @@
       </w:pPr>
     </w:p>
     <w:p>
-      <w:fldSimple w:instr=" TOC \h \z \c &quot;Tabelle&quot; ">
-        <w:r>
-          <w:rPr>
-            <w:b/>
-            <w:bCs/>
-            <w:noProof/>
-          </w:rPr>
-          <w:t>Es konnten keine Einträge für ein Abbildungsverzeichnis gefunden werden.</w:t>
-        </w:r>
-      </w:fldSimple>
+      <w:r>
+        <w:fldChar w:fldCharType="begin"/>
+      </w:r>
+      <w:r>
+        <w:instrText xml:space="preserve"> TOC \h \z \c "Tabelle" </w:instrText>
+      </w:r>
+      <w:r>
+        <w:fldChar w:fldCharType="separate"/>
+      </w:r>
+      <w:r>
+        <w:rPr>
+          <w:b/>
+          <w:bCs/>
+          <w:noProof/>
+        </w:rPr>
+        <w:t>Es konnten keine Einträge für ein Abbildungsverzeichnis gefunden werden.</w:t>
+      </w:r>
+      <w:r>
+        <w:rPr>
+          <w:b/>
+          <w:bCs/>
+          <w:noProof/>
+        </w:rPr>
+        <w:fldChar w:fldCharType="end"/>
+      </w:r>
     </w:p>
     <w:p>
       <w:pPr>
@@ -1014,7 +1044,7 @@
         </w:numPr>
       </w:pPr>
       <w:r>
-        <w:t>Hostname, i-Telex-Protokoll für Kommunikation</w:t>
+        <w:t>Gelöschter Eintrag</w:t>
       </w:r>
     </w:p>
     <w:p>
@@ -1025,7 +1055,7 @@
         </w:numPr>
       </w:pPr>
       <w:r>
-        <w:t>feste IP-Adresse, i-Telex-Protokoll für Kommunikation</w:t>
+        <w:t>Hostname, i-Telex-Protokoll für Kommunikation</w:t>
       </w:r>
     </w:p>
     <w:p>
@@ -1036,13 +1066,7 @@
         </w:numPr>
       </w:pPr>
       <w:r>
-        <w:t>Hostname, Ascii-Protokoll</w:t>
-      </w:r>
-      <w:r>
-        <w:t xml:space="preserve"> </w:t>
-      </w:r>
-      <w:r>
-        <w:t>für Kommunikation</w:t>
+        <w:t>feste IP-Adresse, i-Telex-Protokoll für Kommunikation</w:t>
       </w:r>
     </w:p>
     <w:p>
@@ -1053,7 +1077,7 @@
         </w:numPr>
       </w:pPr>
       <w:r>
-        <w:t>feste IP-Adresse, Ascii-Protokoll</w:t>
+        <w:t>Hostname, Ascii-Protokoll</w:t>
       </w:r>
       <w:r>
         <w:t xml:space="preserve"> </w:t>
@@ -1070,6 +1094,23 @@
         </w:numPr>
       </w:pPr>
       <w:r>
+        <w:t>feste IP-Adresse, Ascii-Protokoll</w:t>
+      </w:r>
+      <w:r>
+        <w:t xml:space="preserve"> </w:t>
+      </w:r>
+      <w:r>
+        <w:t>für Kommunikation</w:t>
+      </w:r>
+    </w:p>
+    <w:p>
+      <w:pPr>
+        <w:numPr>
+          <w:ilvl w:val="1"/>
+          <w:numId w:val="42"/>
+        </w:numPr>
+      </w:pPr>
+      <w:r>
         <w:t>Dynamische IP-Adresse, i-Telex-Protokoll</w:t>
       </w:r>
       <w:r>
@@ -1164,6 +1205,40 @@
     </w:p>
     <w:p/>
     <w:p>
+      <w:r>
+        <w:t>Erläuterung zum Typ 0 („gelöscht“):</w:t>
+      </w:r>
+    </w:p>
+    <w:p>
+      <w:r>
+        <w:t>Die Algorithmen zum Synchronisieren der Server sind so ausgelegt, dass bei Einträgen mit gleicher Nummer derjenige gültig ist, der ein neueres Änderungsdatum enthält. Für den Fall, dass einer der beiden Server einen Eintrag noch gar nicht gespeichert hat, wird der Eintrag der anderen Seite übernommen.</w:t>
+      </w:r>
+    </w:p>
+    <w:p>
+      <w:r>
+        <w:t>Dies hat zur Folge, dass auf dem Server vollständig gelöschte Einträge beim nächsten Synchronisieren mit einem and</w:t>
+      </w:r>
+      <w:bookmarkStart w:id="3" w:name="_GoBack"/>
+      <w:bookmarkEnd w:id="3"/>
+      <w:r>
+        <w:t>eren Server durch den alten Eintrag der Gegenseite (die von der Löschung nichts weiß) wieder hergestellt werden.</w:t>
+      </w:r>
+    </w:p>
+    <w:p>
+      <w:r>
+        <w:t>Daher soll bei einer Löschung der Datensatz nur als „gelöscht“ markiert werden (mit aktuellem Löschdatum) damit der gelöschte Datensatz beim Synchronisieren auch die Daten der anderen Server in den Zustand „gelöscht“ versetzt.</w:t>
+      </w:r>
+    </w:p>
+    <w:p>
+      <w:r>
+        <w:t xml:space="preserve">Erst wenn davon ausgegangen werden kann, dass diese Löschung auf allen Servern angekommen ist, sollte der Eintrag vollständig entfernt werden. Sinnvoll ist eine </w:t>
+      </w:r>
+      <w:r>
+        <w:t>„Erinnerungszeit“ von 1 Monat.</w:t>
+      </w:r>
+    </w:p>
+    <w:p/>
+    <w:p>
       <w:pPr>
         <w:pStyle w:val="berschrift4"/>
       </w:pPr>
@@ -1211,6 +1286,7 @@
         <w:ind w:left="862" w:hanging="862"/>
       </w:pPr>
       <w:r>
+        <w:lastRenderedPageBreak/>
         <w:t xml:space="preserve">Es ist ausreichend, wenn jeder Teilnehmerserver sich mit drei anderen Teilnehmerservern „direkt“ austauscht, weitere Teilnehmerserver werden indirekt aktualisiert (A </w:t>
       </w:r>
       <w:r>
@@ -1231,11 +1307,11 @@
       <w:pPr>
         <w:pStyle w:val="berschrift2"/>
       </w:pPr>
-      <w:bookmarkStart w:id="3" w:name="_Toc479065487"/>
+      <w:bookmarkStart w:id="4" w:name="_Toc479065487"/>
       <w:r>
         <w:t>Schnittstelle über HTTP</w:t>
       </w:r>
-      <w:bookmarkEnd w:id="3"/>
+      <w:bookmarkEnd w:id="4"/>
     </w:p>
     <w:p>
       <w:pPr>
@@ -1269,7 +1345,6 @@
         <w:pStyle w:val="berschrift4"/>
       </w:pPr>
       <w:r>
-        <w:lastRenderedPageBreak/>
         <w:t>Die Änderung von Teilnehmerdatensätzen muss über eine passwort-geschützte Eingabemaske per HTML möglich sein.</w:t>
       </w:r>
       <w:r>
@@ -1300,11 +1375,11 @@
       <w:pPr>
         <w:pStyle w:val="berschrift2"/>
       </w:pPr>
-      <w:bookmarkStart w:id="4" w:name="_Toc479065488"/>
+      <w:bookmarkStart w:id="5" w:name="_Toc479065488"/>
       <w:r>
         <w:t>Schnittstelle zu i-Telex-Stationen</w:t>
       </w:r>
-      <w:bookmarkEnd w:id="4"/>
+      <w:bookmarkEnd w:id="5"/>
     </w:p>
     <w:p>
       <w:r>
@@ -1376,14 +1451,14 @@
       <w:pPr>
         <w:pStyle w:val="berschrift5"/>
       </w:pPr>
-      <w:bookmarkStart w:id="5" w:name="_Ref478641622"/>
+      <w:bookmarkStart w:id="6" w:name="_Ref478641622"/>
       <w:r>
         <w:t>Wird ein passender Datensatz gefunden und ist dieser Datensatz nicht mit dem Flag „gesperrt“ versehen, ist der Inhalt des Datensatzes ohne PIN-Nummer als Telegramm vom Typ „Peer_reply_v1“</w:t>
       </w:r>
       <w:r>
         <w:t xml:space="preserve"> zu senden.</w:t>
       </w:r>
-      <w:bookmarkEnd w:id="5"/>
+      <w:bookmarkEnd w:id="6"/>
     </w:p>
     <w:p>
       <w:pPr>
@@ -1427,6 +1502,7 @@
         <w:pStyle w:val="berschrift5"/>
       </w:pPr>
       <w:r>
+        <w:lastRenderedPageBreak/>
         <w:t xml:space="preserve">Wird </w:t>
       </w:r>
       <w:r>
@@ -1493,7 +1569,6 @@
         <w:pStyle w:val="berschrift4"/>
       </w:pPr>
       <w:r>
-        <w:lastRenderedPageBreak/>
         <w:t>B</w:t>
       </w:r>
       <w:r>
@@ -1612,7 +1687,7 @@
       <w:pPr>
         <w:pStyle w:val="berschrift5"/>
       </w:pPr>
-      <w:bookmarkStart w:id="6" w:name="_Ref478641626"/>
+      <w:bookmarkStart w:id="7" w:name="_Ref478641626"/>
       <w:r>
         <w:t xml:space="preserve">Wird </w:t>
       </w:r>
@@ -1625,7 +1700,7 @@
       <w:r>
         <w:t xml:space="preserve"> passender Datensatz gefunden oder ist der gefundene Datensatz mit dem Flag „gesperrt“ versehen, sind folgende Daten zu senden:</w:t>
       </w:r>
-      <w:bookmarkEnd w:id="6"/>
+      <w:bookmarkEnd w:id="7"/>
     </w:p>
     <w:p>
       <w:pPr>
@@ -1695,13 +1770,7 @@
         <w:fldChar w:fldCharType="separate"/>
       </w:r>
       <w:r>
-        <w:t>2.3.1.</w:t>
-      </w:r>
-      <w:r>
-        <w:t>3</w:t>
-      </w:r>
-      <w:r>
-        <w:t>.1</w:t>
+        <w:t>2.3.1.3.1</w:t>
       </w:r>
       <w:r>
         <w:fldChar w:fldCharType="end"/>
@@ -1722,13 +1791,7 @@
         <w:fldChar w:fldCharType="separate"/>
       </w:r>
       <w:r>
-        <w:t>2.</w:t>
-      </w:r>
-      <w:r>
-        <w:t>3</w:t>
-      </w:r>
-      <w:r>
-        <w:t>.1.5.2</w:t>
+        <w:t>2.3.1.5.2</w:t>
       </w:r>
       <w:r>
         <w:fldChar w:fldCharType="end"/>
@@ -1798,42 +1861,16 @@
         <w:pStyle w:val="berschrift4"/>
       </w:pPr>
       <w:r>
-        <w:t>Bei Empfang eines Telegramms vom Typ „</w:t>
-      </w:r>
-      <w:r>
-        <w:t>Peer_search</w:t>
-      </w:r>
-      <w:r>
-        <w:t>“ muss der Teilnehmerserver anhand de</w:t>
-      </w:r>
-      <w:r>
-        <w:t>s</w:t>
-      </w:r>
-      <w:r>
-        <w:t xml:space="preserve"> im Telegramm enthaltenen </w:t>
-      </w:r>
-      <w:r>
-        <w:t xml:space="preserve">Suchmusters alle </w:t>
-      </w:r>
-      <w:r>
-        <w:t>passenden Teilnehmerdatens</w:t>
-      </w:r>
-      <w:r>
-        <w:t>ätze</w:t>
-      </w:r>
-      <w:r>
-        <w:t xml:space="preserve"> heraussuchen.</w:t>
-      </w:r>
-      <w:r>
-        <w:t xml:space="preserve"> Passend bedeutet, dass das Suchmuster an beliebiger Stelle in dem Feld „Name des Teilnehmers“ erscheinen muss. Groß/Kleinschreibung ist nicht zu beachten.</w:t>
+        <w:t>Bei Empfang eines Telegramms vom Typ „Peer_search“ muss der Teilnehmerserver anhand des im Telegramm enthaltenen Suchmusters alle passenden Teilnehmerdatensätze heraussuchen. Passend bedeutet, dass das Suchmuster an beliebiger Stelle in dem Feld „Name des Teilnehmers“ erscheinen muss. Groß/Kleinschreibung ist nicht zu beachten.</w:t>
       </w:r>
     </w:p>
     <w:p>
       <w:pPr>
         <w:pStyle w:val="berschrift5"/>
       </w:pPr>
-      <w:bookmarkStart w:id="7" w:name="_Ref479168661"/>
-      <w:r>
+      <w:bookmarkStart w:id="8" w:name="_Ref479168661"/>
+      <w:r>
+        <w:lastRenderedPageBreak/>
         <w:t xml:space="preserve">Wird </w:t>
       </w:r>
       <w:r>
@@ -1843,40 +1880,16 @@
         <w:t>kein</w:t>
       </w:r>
       <w:r>
-        <w:t xml:space="preserve"> passender Datensatz gefunden, </w:t>
-      </w:r>
-      <w:r>
-        <w:t xml:space="preserve">so </w:t>
-      </w:r>
-      <w:r>
-        <w:t xml:space="preserve">ist </w:t>
-      </w:r>
-      <w:r>
-        <w:t>das Telegramm „End_of_List“ zu senden</w:t>
-      </w:r>
-      <w:r>
-        <w:t>.</w:t>
-      </w:r>
-      <w:bookmarkEnd w:id="7"/>
+        <w:t xml:space="preserve"> passender Datensatz gefunden, so ist das Telegramm „End_of_List“ zu senden.</w:t>
+      </w:r>
+      <w:bookmarkEnd w:id="8"/>
     </w:p>
     <w:p>
       <w:pPr>
         <w:pStyle w:val="berschrift5"/>
       </w:pPr>
       <w:r>
-        <w:t xml:space="preserve">Werden passende </w:t>
-      </w:r>
-      <w:r>
-        <w:t>Datens</w:t>
-      </w:r>
-      <w:r>
-        <w:t>ä</w:t>
-      </w:r>
-      <w:r>
-        <w:t>tz</w:t>
-      </w:r>
-      <w:r>
-        <w:t xml:space="preserve">e gefunden, so ist der Inhalt des ersten </w:t>
+        <w:t xml:space="preserve">Werden passende Datensätze gefunden, so ist der Inhalt des ersten </w:t>
       </w:r>
       <w:r>
         <w:t>Datensatzes ohne PIN-Nummer als Telegramm vom Typ „Peer_reply_v1“ zu senden.</w:t>
@@ -1890,13 +1903,7 @@
         <w:pStyle w:val="berschrift5"/>
       </w:pPr>
       <w:r>
-        <w:t xml:space="preserve">Antwortet der Client mit dem Telegramm „Acknowledged“ und liegen weitere passende Datensätze vor, so ist der </w:t>
-      </w:r>
-      <w:r>
-        <w:t xml:space="preserve">Inhalt des </w:t>
-      </w:r>
-      <w:r>
-        <w:t xml:space="preserve">nächsten </w:t>
+        <w:t xml:space="preserve">Antwortet der Client mit dem Telegramm „Acknowledged“ und liegen weitere passende Datensätze vor, so ist der Inhalt des nächsten </w:t>
       </w:r>
       <w:r>
         <w:t>Datensatzes ohne PIN-Nummer als Telegramm vom Typ „Peer_reply_v1“ zu senden.</w:t>
@@ -1906,7 +1913,7 @@
       <w:pPr>
         <w:pStyle w:val="berschrift5"/>
       </w:pPr>
-      <w:bookmarkStart w:id="8" w:name="_Ref479168664"/>
+      <w:bookmarkStart w:id="9" w:name="_Ref479168664"/>
       <w:r>
         <w:t xml:space="preserve">Antwortet der Client mit dem Telegramm „Acknowledged“ und liegen </w:t>
       </w:r>
@@ -1917,32 +1924,15 @@
         <w:t>keine</w:t>
       </w:r>
       <w:r>
-        <w:t xml:space="preserve"> </w:t>
-      </w:r>
-      <w:r>
-        <w:t>weitere</w:t>
-      </w:r>
-      <w:r>
-        <w:t>n</w:t>
-      </w:r>
-      <w:r>
-        <w:t xml:space="preserve"> passende</w:t>
-      </w:r>
-      <w:r>
-        <w:t>n</w:t>
-      </w:r>
-      <w:r>
-        <w:t xml:space="preserve"> Datensätze vor, so so ist das Telegramm „End_of_List“ zu senden.</w:t>
-      </w:r>
-      <w:bookmarkEnd w:id="8"/>
-    </w:p>
-    <w:p/>
+        <w:t xml:space="preserve"> weiteren passenden Datensätze vor, so so ist das Telegramm „End_of_List“ zu senden.</w:t>
+      </w:r>
+      <w:bookmarkEnd w:id="9"/>
+    </w:p>
     <w:p>
       <w:pPr>
         <w:pStyle w:val="berschrift5"/>
       </w:pPr>
       <w:r>
-        <w:lastRenderedPageBreak/>
         <w:t xml:space="preserve">Antwortet der Client </w:t>
       </w:r>
       <w:r>
@@ -1952,13 +1942,7 @@
         <w:t>nicht</w:t>
       </w:r>
       <w:r>
-        <w:t xml:space="preserve"> </w:t>
-      </w:r>
-      <w:r>
-        <w:t>mit dem Telegramm „Acknowledged“</w:t>
-      </w:r>
-      <w:r>
-        <w:t xml:space="preserve"> so ist die Verbindung abzubauen.</w:t>
+        <w:t xml:space="preserve"> mit dem Telegramm „Acknowledged“ so ist die Verbindung abzubauen.</w:t>
       </w:r>
     </w:p>
     <w:p/>
@@ -1966,11 +1950,11 @@
       <w:pPr>
         <w:pStyle w:val="berschrift2"/>
       </w:pPr>
-      <w:bookmarkStart w:id="9" w:name="_Toc479065489"/>
+      <w:bookmarkStart w:id="10" w:name="_Toc479065489"/>
       <w:r>
         <w:t>Konfiguration</w:t>
       </w:r>
-      <w:bookmarkEnd w:id="9"/>
+      <w:bookmarkEnd w:id="10"/>
     </w:p>
     <w:p>
       <w:pPr>
@@ -2034,17 +2018,12 @@
       <w:pPr>
         <w:pStyle w:val="berschrift1"/>
       </w:pPr>
-      <w:bookmarkStart w:id="10" w:name="_Toc479065490"/>
+      <w:bookmarkStart w:id="11" w:name="_Toc479065490"/>
       <w:r>
         <w:lastRenderedPageBreak/>
-        <w:t>Sonstige Anforderu</w:t>
-      </w:r>
-      <w:bookmarkStart w:id="11" w:name="_GoBack"/>
+        <w:t>Sonstige Anforderungen</w:t>
+      </w:r>
       <w:bookmarkEnd w:id="11"/>
-      <w:r>
-        <w:t>ngen</w:t>
-      </w:r>
-      <w:bookmarkEnd w:id="10"/>
     </w:p>
     <w:p>
       <w:pPr>
@@ -2199,7 +2178,7 @@
       <w:rPr>
         <w:noProof/>
       </w:rPr>
-      <w:t>7</w:t>
+      <w:t>5</w:t>
     </w:r>
     <w:r>
       <w:fldChar w:fldCharType="end"/>
@@ -2208,14 +2187,27 @@
       <w:tab/>
       <w:t xml:space="preserve">Version: </w:t>
     </w:r>
-    <w:fldSimple w:instr=" SAVEDATE   \* MERGEFORMAT ">
-      <w:r>
-        <w:rPr>
-          <w:noProof/>
-        </w:rPr>
-        <w:t>04.04.2017 10:39:00</w:t>
-      </w:r>
-    </w:fldSimple>
+    <w:r>
+      <w:fldChar w:fldCharType="begin"/>
+    </w:r>
+    <w:r>
+      <w:instrText xml:space="preserve"> SAVEDATE   \* MERGEFORMAT </w:instrText>
+    </w:r>
+    <w:r>
+      <w:fldChar w:fldCharType="separate"/>
+    </w:r>
+    <w:r>
+      <w:rPr>
+        <w:noProof/>
+      </w:rPr>
+      <w:t>05.04.2017 15:16:00</w:t>
+    </w:r>
+    <w:r>
+      <w:rPr>
+        <w:noProof/>
+      </w:rPr>
+      <w:fldChar w:fldCharType="end"/>
+    </w:r>
   </w:p>
 </w:ftr>
 </file>
@@ -5896,7 +5888,7 @@
   <w:abstractNum w:abstractNumId="29" w15:restartNumberingAfterBreak="0">
     <w:nsid w:val="7331643E"/>
     <w:multiLevelType w:val="hybridMultilevel"/>
-    <w:tmpl w:val="E3A84082"/>
+    <w:tmpl w:val="C4FCAC38"/>
     <w:lvl w:ilvl="0" w:tplc="04070001">
       <w:start w:val="1"/>
       <w:numFmt w:val="bullet"/>
@@ -5910,7 +5902,6 @@
       </w:rPr>
     </w:lvl>
     <w:lvl w:ilvl="1" w:tplc="0407000F">
-      <w:start w:val="1"/>
       <w:numFmt w:val="decimal"/>
       <w:lvlText w:val="%2."/>
       <w:lvlJc w:val="left"/>
@@ -7693,7 +7684,7 @@
 </file>
 
 <file path=customXml/itemProps1.xml><?xml version="1.0" encoding="utf-8"?>
-<ds:datastoreItem xmlns:ds="http://schemas.openxmlformats.org/officeDocument/2006/customXml" ds:itemID="{F63EA883-DF8D-4BC8-B2E1-D2A64ADA2BF8}">
+<ds:datastoreItem xmlns:ds="http://schemas.openxmlformats.org/officeDocument/2006/customXml" ds:itemID="{31816896-3323-4E91-B8DD-3EDAFC50F214}">
   <ds:schemaRefs>
     <ds:schemaRef ds:uri="http://schemas.openxmlformats.org/officeDocument/2006/bibliography"/>
   </ds:schemaRefs>

--- a/LastenheftTeilnehmerserver.docx
+++ b/LastenheftTeilnehmerserver.docx
@@ -1,6 +1,6 @@
 
 <file path=word/document.xml><?xml version="1.0" encoding="utf-8"?>
-<w:document xmlns:wpc="http://schemas.microsoft.com/office/word/2010/wordprocessingCanvas" xmlns:cx="http://schemas.microsoft.com/office/drawing/2014/chartex" xmlns:cx1="http://schemas.microsoft.com/office/drawing/2015/9/8/chartex" xmlns:cx2="http://schemas.microsoft.com/office/drawing/2015/10/21/chartex" xmlns:mc="http://schemas.openxmlformats.org/markup-compatibility/2006" xmlns:o="urn:schemas-microsoft-com:office:office" xmlns:r="http://schemas.openxmlformats.org/officeDocument/2006/relationships" xmlns:m="http://schemas.openxmlformats.org/officeDocument/2006/math" xmlns:v="urn:schemas-microsoft-com:vml" xmlns:wp14="http://schemas.microsoft.com/office/word/2010/wordprocessingDrawing" xmlns:wp="http://schemas.openxmlformats.org/drawingml/2006/wordprocessingDrawing" xmlns:w10="urn:schemas-microsoft-com:office:word" xmlns:w="http://schemas.openxmlformats.org/wordprocessingml/2006/main" xmlns:w14="http://schemas.microsoft.com/office/word/2010/wordml" xmlns:w15="http://schemas.microsoft.com/office/word/2012/wordml" xmlns:w16se="http://schemas.microsoft.com/office/word/2015/wordml/symex" xmlns:wpg="http://schemas.microsoft.com/office/word/2010/wordprocessingGroup" xmlns:wpi="http://schemas.microsoft.com/office/word/2010/wordprocessingInk" xmlns:wne="http://schemas.microsoft.com/office/word/2006/wordml" xmlns:wps="http://schemas.microsoft.com/office/word/2010/wordprocessingShape" mc:Ignorable="w14 w15 w16se wp14">
+<w:document xmlns:wpc="http://schemas.microsoft.com/office/word/2010/wordprocessingCanvas" xmlns:cx="http://schemas.microsoft.com/office/drawing/2014/chartex" xmlns:cx1="http://schemas.microsoft.com/office/drawing/2015/9/8/chartex" xmlns:cx2="http://schemas.microsoft.com/office/drawing/2015/10/21/chartex" xmlns:cx3="http://schemas.microsoft.com/office/drawing/2016/5/9/chartex" xmlns:cx4="http://schemas.microsoft.com/office/drawing/2016/5/10/chartex" xmlns:cx5="http://schemas.microsoft.com/office/drawing/2016/5/11/chartex" xmlns:mc="http://schemas.openxmlformats.org/markup-compatibility/2006" xmlns:o="urn:schemas-microsoft-com:office:office" xmlns:r="http://schemas.openxmlformats.org/officeDocument/2006/relationships" xmlns:m="http://schemas.openxmlformats.org/officeDocument/2006/math" xmlns:v="urn:schemas-microsoft-com:vml" xmlns:wp14="http://schemas.microsoft.com/office/word/2010/wordprocessingDrawing" xmlns:wp="http://schemas.openxmlformats.org/drawingml/2006/wordprocessingDrawing" xmlns:w10="urn:schemas-microsoft-com:office:word" xmlns:w="http://schemas.openxmlformats.org/wordprocessingml/2006/main" xmlns:w14="http://schemas.microsoft.com/office/word/2010/wordml" xmlns:w15="http://schemas.microsoft.com/office/word/2012/wordml" xmlns:w16se="http://schemas.microsoft.com/office/word/2015/wordml/symex" xmlns:wpg="http://schemas.microsoft.com/office/word/2010/wordprocessingGroup" xmlns:wpi="http://schemas.microsoft.com/office/word/2010/wordprocessingInk" xmlns:wne="http://schemas.microsoft.com/office/word/2006/wordml" xmlns:wps="http://schemas.microsoft.com/office/word/2010/wordprocessingShape" mc:Ignorable="w14 w15 w16se wp14">
   <w:body>
     <w:p>
       <w:pPr>
@@ -993,6 +993,8 @@
       <w:pPr>
         <w:pStyle w:val="berschrift4"/>
       </w:pPr>
+      <w:bookmarkStart w:id="3" w:name="_GoBack"/>
+      <w:bookmarkEnd w:id="3"/>
       <w:r>
         <w:t>Ein Teilnehmerdatensatz besteht aus folgenden Datenfeldern:</w:t>
       </w:r>
@@ -1216,12 +1218,7 @@
     </w:p>
     <w:p>
       <w:r>
-        <w:t>Dies hat zur Folge, dass auf dem Server vollständig gelöschte Einträge beim nächsten Synchronisieren mit einem and</w:t>
-      </w:r>
-      <w:bookmarkStart w:id="3" w:name="_GoBack"/>
-      <w:bookmarkEnd w:id="3"/>
-      <w:r>
-        <w:t>eren Server durch den alten Eintrag der Gegenseite (die von der Löschung nichts weiß) wieder hergestellt werden.</w:t>
+        <w:t>Dies hat zur Folge, dass auf dem Server vollständig gelöschte Einträge beim nächsten Synchronisieren mit einem anderen Server durch den alten Eintrag der Gegenseite (die von der Löschung nichts weiß) wieder hergestellt werden.</w:t>
       </w:r>
     </w:p>
     <w:p>
@@ -1453,12 +1450,27 @@
       </w:pPr>
       <w:bookmarkStart w:id="6" w:name="_Ref478641622"/>
       <w:r>
-        <w:t>Wird ein passender Datensatz gefunden und ist dieser Datensatz nicht mit dem Flag „gesperrt“ versehen, ist der Inhalt des Datensatzes ohne PIN-Nummer als Telegramm vom Typ „Peer_reply_v1“</w:t>
-      </w:r>
-      <w:r>
-        <w:t xml:space="preserve"> zu senden.</w:t>
+        <w:t>Wird ein passender Datensatz gefunden und ist dieser Datensatz nicht mit dem Flag „gesperrt“ versehen</w:t>
+      </w:r>
+      <w:r>
+        <w:t xml:space="preserve"> und ist dieser Datensatz nicht vom Typ „gelöscht“</w:t>
+      </w:r>
+      <w:r>
+        <w:t>, ist der Inhalt des Datensatzes als Telegramm vom Typ „Peer_reply_v1“</w:t>
+      </w:r>
+      <w:r>
+        <w:t xml:space="preserve"> zu senden</w:t>
       </w:r>
       <w:bookmarkEnd w:id="6"/>
+      <w:r>
+        <w:t xml:space="preserve">, wobei die </w:t>
+      </w:r>
+      <w:r>
+        <w:t>PIN-Nummer</w:t>
+      </w:r>
+      <w:r>
+        <w:t xml:space="preserve"> auf den Wert 0 zu setzen ist.</w:t>
+      </w:r>
     </w:p>
     <w:p>
       <w:pPr>
@@ -1474,7 +1486,13 @@
         <w:t>kein</w:t>
       </w:r>
       <w:r>
-        <w:t xml:space="preserve"> passender Datensatz gefunden oder ist der gefundene Datensatz mit dem Flag „gesperrt“ versehen, ist ein Telegramm vom Typ „</w:t>
+        <w:t xml:space="preserve"> passender Datensatz gefunden oder ist der gefundene Datensatz mit dem Flag „gesperrt“ versehen</w:t>
+      </w:r>
+      <w:r>
+        <w:t xml:space="preserve"> oder hat der Datensatz den Typ „gelöscht“</w:t>
+      </w:r>
+      <w:r>
+        <w:t>, ist ein Telegramm vom Typ „</w:t>
       </w:r>
       <w:r>
         <w:t>Peer_not_found</w:t>
@@ -1488,6 +1506,7 @@
         <w:pStyle w:val="berschrift4"/>
       </w:pPr>
       <w:r>
+        <w:lastRenderedPageBreak/>
         <w:t>Bei Empfang eines Telegramms vom Typ „</w:t>
       </w:r>
       <w:r>
@@ -1502,7 +1521,6 @@
         <w:pStyle w:val="berschrift5"/>
       </w:pPr>
       <w:r>
-        <w:lastRenderedPageBreak/>
         <w:t xml:space="preserve">Wird </w:t>
       </w:r>
       <w:r>
@@ -1512,7 +1530,13 @@
         <w:t>kein</w:t>
       </w:r>
       <w:r>
-        <w:t xml:space="preserve"> passender Datensatz gefunden, ist ein</w:t>
+        <w:t xml:space="preserve"> passender Datensatz gefunden</w:t>
+      </w:r>
+      <w:r>
+        <w:t xml:space="preserve"> und ist die Rufnummer &gt;= 10000</w:t>
+      </w:r>
+      <w:r>
+        <w:t>, ist ein</w:t>
       </w:r>
       <w:r>
         <w:t xml:space="preserve"> Datensatz </w:t>
@@ -1861,7 +1885,11 @@
         <w:pStyle w:val="berschrift4"/>
       </w:pPr>
       <w:r>
-        <w:t>Bei Empfang eines Telegramms vom Typ „Peer_search“ muss der Teilnehmerserver anhand des im Telegramm enthaltenen Suchmusters alle passenden Teilnehmerdatensätze heraussuchen. Passend bedeutet, dass das Suchmuster an beliebiger Stelle in dem Feld „Name des Teilnehmers“ erscheinen muss. Groß/Kleinschreibung ist nicht zu beachten.</w:t>
+        <w:t xml:space="preserve">Bei Empfang eines Telegramms vom Typ „Peer_search“ muss der Teilnehmerserver anhand des im Telegramm enthaltenen Suchmusters alle passenden Teilnehmerdatensätze heraussuchen. Passend bedeutet, dass das Suchmuster an </w:t>
+      </w:r>
+      <w:r>
+        <w:lastRenderedPageBreak/>
+        <w:t>beliebiger Stelle in dem Feld „Name des Teilnehmers“ erscheinen muss. Groß/Kleinschreibung ist nicht zu beachten.</w:t>
       </w:r>
     </w:p>
     <w:p>
@@ -1870,7 +1898,6 @@
       </w:pPr>
       <w:bookmarkStart w:id="8" w:name="_Ref479168661"/>
       <w:r>
-        <w:lastRenderedPageBreak/>
         <w:t xml:space="preserve">Wird </w:t>
       </w:r>
       <w:r>
@@ -2137,7 +2164,7 @@
 </file>
 
 <file path=word/endnotes.xml><?xml version="1.0" encoding="utf-8"?>
-<w:endnotes xmlns:wpc="http://schemas.microsoft.com/office/word/2010/wordprocessingCanvas" xmlns:cx="http://schemas.microsoft.com/office/drawing/2014/chartex" xmlns:cx1="http://schemas.microsoft.com/office/drawing/2015/9/8/chartex" xmlns:cx2="http://schemas.microsoft.com/office/drawing/2015/10/21/chartex" xmlns:mc="http://schemas.openxmlformats.org/markup-compatibility/2006" xmlns:o="urn:schemas-microsoft-com:office:office" xmlns:r="http://schemas.openxmlformats.org/officeDocument/2006/relationships" xmlns:m="http://schemas.openxmlformats.org/officeDocument/2006/math" xmlns:v="urn:schemas-microsoft-com:vml" xmlns:wp14="http://schemas.microsoft.com/office/word/2010/wordprocessingDrawing" xmlns:wp="http://schemas.openxmlformats.org/drawingml/2006/wordprocessingDrawing" xmlns:w10="urn:schemas-microsoft-com:office:word" xmlns:w="http://schemas.openxmlformats.org/wordprocessingml/2006/main" xmlns:w14="http://schemas.microsoft.com/office/word/2010/wordml" xmlns:w15="http://schemas.microsoft.com/office/word/2012/wordml" xmlns:w16se="http://schemas.microsoft.com/office/word/2015/wordml/symex" xmlns:wpg="http://schemas.microsoft.com/office/word/2010/wordprocessingGroup" xmlns:wpi="http://schemas.microsoft.com/office/word/2010/wordprocessingInk" xmlns:wne="http://schemas.microsoft.com/office/word/2006/wordml" xmlns:wps="http://schemas.microsoft.com/office/word/2010/wordprocessingShape" mc:Ignorable="w14 w15 w16se wp14">
+<w:endnotes xmlns:wpc="http://schemas.microsoft.com/office/word/2010/wordprocessingCanvas" xmlns:cx="http://schemas.microsoft.com/office/drawing/2014/chartex" xmlns:cx1="http://schemas.microsoft.com/office/drawing/2015/9/8/chartex" xmlns:cx2="http://schemas.microsoft.com/office/drawing/2015/10/21/chartex" xmlns:cx3="http://schemas.microsoft.com/office/drawing/2016/5/9/chartex" xmlns:cx4="http://schemas.microsoft.com/office/drawing/2016/5/10/chartex" xmlns:cx5="http://schemas.microsoft.com/office/drawing/2016/5/11/chartex" xmlns:mc="http://schemas.openxmlformats.org/markup-compatibility/2006" xmlns:o="urn:schemas-microsoft-com:office:office" xmlns:r="http://schemas.openxmlformats.org/officeDocument/2006/relationships" xmlns:m="http://schemas.openxmlformats.org/officeDocument/2006/math" xmlns:v="urn:schemas-microsoft-com:vml" xmlns:wp14="http://schemas.microsoft.com/office/word/2010/wordprocessingDrawing" xmlns:wp="http://schemas.openxmlformats.org/drawingml/2006/wordprocessingDrawing" xmlns:w10="urn:schemas-microsoft-com:office:word" xmlns:w="http://schemas.openxmlformats.org/wordprocessingml/2006/main" xmlns:w14="http://schemas.microsoft.com/office/word/2010/wordml" xmlns:w15="http://schemas.microsoft.com/office/word/2012/wordml" xmlns:w16se="http://schemas.microsoft.com/office/word/2015/wordml/symex" xmlns:wpg="http://schemas.microsoft.com/office/word/2010/wordprocessingGroup" xmlns:wpi="http://schemas.microsoft.com/office/word/2010/wordprocessingInk" xmlns:wne="http://schemas.microsoft.com/office/word/2006/wordml" xmlns:wps="http://schemas.microsoft.com/office/word/2010/wordprocessingShape" mc:Ignorable="w14 w15 w16se wp14">
   <w:endnote w:type="separator" w:id="-1">
     <w:p>
       <w:r>
@@ -2156,7 +2183,7 @@
 </file>
 
 <file path=word/footer1.xml><?xml version="1.0" encoding="utf-8"?>
-<w:ftr xmlns:wpc="http://schemas.microsoft.com/office/word/2010/wordprocessingCanvas" xmlns:cx="http://schemas.microsoft.com/office/drawing/2014/chartex" xmlns:cx1="http://schemas.microsoft.com/office/drawing/2015/9/8/chartex" xmlns:cx2="http://schemas.microsoft.com/office/drawing/2015/10/21/chartex" xmlns:mc="http://schemas.openxmlformats.org/markup-compatibility/2006" xmlns:o="urn:schemas-microsoft-com:office:office" xmlns:r="http://schemas.openxmlformats.org/officeDocument/2006/relationships" xmlns:m="http://schemas.openxmlformats.org/officeDocument/2006/math" xmlns:v="urn:schemas-microsoft-com:vml" xmlns:wp14="http://schemas.microsoft.com/office/word/2010/wordprocessingDrawing" xmlns:wp="http://schemas.openxmlformats.org/drawingml/2006/wordprocessingDrawing" xmlns:w10="urn:schemas-microsoft-com:office:word" xmlns:w="http://schemas.openxmlformats.org/wordprocessingml/2006/main" xmlns:w14="http://schemas.microsoft.com/office/word/2010/wordml" xmlns:w15="http://schemas.microsoft.com/office/word/2012/wordml" xmlns:w16se="http://schemas.microsoft.com/office/word/2015/wordml/symex" xmlns:wpg="http://schemas.microsoft.com/office/word/2010/wordprocessingGroup" xmlns:wpi="http://schemas.microsoft.com/office/word/2010/wordprocessingInk" xmlns:wne="http://schemas.microsoft.com/office/word/2006/wordml" xmlns:wps="http://schemas.microsoft.com/office/word/2010/wordprocessingShape" mc:Ignorable="w14 w15 w16se wp14">
+<w:ftr xmlns:wpc="http://schemas.microsoft.com/office/word/2010/wordprocessingCanvas" xmlns:cx="http://schemas.microsoft.com/office/drawing/2014/chartex" xmlns:cx1="http://schemas.microsoft.com/office/drawing/2015/9/8/chartex" xmlns:cx2="http://schemas.microsoft.com/office/drawing/2015/10/21/chartex" xmlns:cx3="http://schemas.microsoft.com/office/drawing/2016/5/9/chartex" xmlns:cx4="http://schemas.microsoft.com/office/drawing/2016/5/10/chartex" xmlns:cx5="http://schemas.microsoft.com/office/drawing/2016/5/11/chartex" xmlns:mc="http://schemas.openxmlformats.org/markup-compatibility/2006" xmlns:o="urn:schemas-microsoft-com:office:office" xmlns:r="http://schemas.openxmlformats.org/officeDocument/2006/relationships" xmlns:m="http://schemas.openxmlformats.org/officeDocument/2006/math" xmlns:v="urn:schemas-microsoft-com:vml" xmlns:wp14="http://schemas.microsoft.com/office/word/2010/wordprocessingDrawing" xmlns:wp="http://schemas.openxmlformats.org/drawingml/2006/wordprocessingDrawing" xmlns:w10="urn:schemas-microsoft-com:office:word" xmlns:w="http://schemas.openxmlformats.org/wordprocessingml/2006/main" xmlns:w14="http://schemas.microsoft.com/office/word/2010/wordml" xmlns:w15="http://schemas.microsoft.com/office/word/2012/wordml" xmlns:w16se="http://schemas.microsoft.com/office/word/2015/wordml/symex" xmlns:wpg="http://schemas.microsoft.com/office/word/2010/wordprocessingGroup" xmlns:wpi="http://schemas.microsoft.com/office/word/2010/wordprocessingInk" xmlns:wne="http://schemas.microsoft.com/office/word/2006/wordml" xmlns:wps="http://schemas.microsoft.com/office/word/2010/wordprocessingShape" mc:Ignorable="w14 w15 w16se wp14">
   <w:p>
     <w:pPr>
       <w:pStyle w:val="Fuzeile"/>
@@ -2200,7 +2227,7 @@
       <w:rPr>
         <w:noProof/>
       </w:rPr>
-      <w:t>05.04.2017 15:16:00</w:t>
+      <w:t>10.04.2018 11:00:00</w:t>
     </w:r>
     <w:r>
       <w:rPr>
@@ -2213,7 +2240,7 @@
 </file>
 
 <file path=word/footnotes.xml><?xml version="1.0" encoding="utf-8"?>
-<w:footnotes xmlns:wpc="http://schemas.microsoft.com/office/word/2010/wordprocessingCanvas" xmlns:cx="http://schemas.microsoft.com/office/drawing/2014/chartex" xmlns:cx1="http://schemas.microsoft.com/office/drawing/2015/9/8/chartex" xmlns:cx2="http://schemas.microsoft.com/office/drawing/2015/10/21/chartex" xmlns:mc="http://schemas.openxmlformats.org/markup-compatibility/2006" xmlns:o="urn:schemas-microsoft-com:office:office" xmlns:r="http://schemas.openxmlformats.org/officeDocument/2006/relationships" xmlns:m="http://schemas.openxmlformats.org/officeDocument/2006/math" xmlns:v="urn:schemas-microsoft-com:vml" xmlns:wp14="http://schemas.microsoft.com/office/word/2010/wordprocessingDrawing" xmlns:wp="http://schemas.openxmlformats.org/drawingml/2006/wordprocessingDrawing" xmlns:w10="urn:schemas-microsoft-com:office:word" xmlns:w="http://schemas.openxmlformats.org/wordprocessingml/2006/main" xmlns:w14="http://schemas.microsoft.com/office/word/2010/wordml" xmlns:w15="http://schemas.microsoft.com/office/word/2012/wordml" xmlns:w16se="http://schemas.microsoft.com/office/word/2015/wordml/symex" xmlns:wpg="http://schemas.microsoft.com/office/word/2010/wordprocessingGroup" xmlns:wpi="http://schemas.microsoft.com/office/word/2010/wordprocessingInk" xmlns:wne="http://schemas.microsoft.com/office/word/2006/wordml" xmlns:wps="http://schemas.microsoft.com/office/word/2010/wordprocessingShape" mc:Ignorable="w14 w15 w16se wp14">
+<w:footnotes xmlns:wpc="http://schemas.microsoft.com/office/word/2010/wordprocessingCanvas" xmlns:cx="http://schemas.microsoft.com/office/drawing/2014/chartex" xmlns:cx1="http://schemas.microsoft.com/office/drawing/2015/9/8/chartex" xmlns:cx2="http://schemas.microsoft.com/office/drawing/2015/10/21/chartex" xmlns:cx3="http://schemas.microsoft.com/office/drawing/2016/5/9/chartex" xmlns:cx4="http://schemas.microsoft.com/office/drawing/2016/5/10/chartex" xmlns:cx5="http://schemas.microsoft.com/office/drawing/2016/5/11/chartex" xmlns:mc="http://schemas.openxmlformats.org/markup-compatibility/2006" xmlns:o="urn:schemas-microsoft-com:office:office" xmlns:r="http://schemas.openxmlformats.org/officeDocument/2006/relationships" xmlns:m="http://schemas.openxmlformats.org/officeDocument/2006/math" xmlns:v="urn:schemas-microsoft-com:vml" xmlns:wp14="http://schemas.microsoft.com/office/word/2010/wordprocessingDrawing" xmlns:wp="http://schemas.openxmlformats.org/drawingml/2006/wordprocessingDrawing" xmlns:w10="urn:schemas-microsoft-com:office:word" xmlns:w="http://schemas.openxmlformats.org/wordprocessingml/2006/main" xmlns:w14="http://schemas.microsoft.com/office/word/2010/wordml" xmlns:w15="http://schemas.microsoft.com/office/word/2012/wordml" xmlns:w16se="http://schemas.microsoft.com/office/word/2015/wordml/symex" xmlns:wpg="http://schemas.microsoft.com/office/word/2010/wordprocessingGroup" xmlns:wpi="http://schemas.microsoft.com/office/word/2010/wordprocessingInk" xmlns:wne="http://schemas.microsoft.com/office/word/2006/wordml" xmlns:wps="http://schemas.microsoft.com/office/word/2010/wordprocessingShape" mc:Ignorable="w14 w15 w16se wp14">
   <w:footnote w:type="separator" w:id="-1">
     <w:p>
       <w:r>
@@ -2232,7 +2259,7 @@
 </file>
 
 <file path=word/header1.xml><?xml version="1.0" encoding="utf-8"?>
-<w:hdr xmlns:wpc="http://schemas.microsoft.com/office/word/2010/wordprocessingCanvas" xmlns:cx="http://schemas.microsoft.com/office/drawing/2014/chartex" xmlns:cx1="http://schemas.microsoft.com/office/drawing/2015/9/8/chartex" xmlns:cx2="http://schemas.microsoft.com/office/drawing/2015/10/21/chartex" xmlns:mc="http://schemas.openxmlformats.org/markup-compatibility/2006" xmlns:o="urn:schemas-microsoft-com:office:office" xmlns:r="http://schemas.openxmlformats.org/officeDocument/2006/relationships" xmlns:m="http://schemas.openxmlformats.org/officeDocument/2006/math" xmlns:v="urn:schemas-microsoft-com:vml" xmlns:wp14="http://schemas.microsoft.com/office/word/2010/wordprocessingDrawing" xmlns:wp="http://schemas.openxmlformats.org/drawingml/2006/wordprocessingDrawing" xmlns:w10="urn:schemas-microsoft-com:office:word" xmlns:w="http://schemas.openxmlformats.org/wordprocessingml/2006/main" xmlns:w14="http://schemas.microsoft.com/office/word/2010/wordml" xmlns:w15="http://schemas.microsoft.com/office/word/2012/wordml" xmlns:w16se="http://schemas.microsoft.com/office/word/2015/wordml/symex" xmlns:wpg="http://schemas.microsoft.com/office/word/2010/wordprocessingGroup" xmlns:wpi="http://schemas.microsoft.com/office/word/2010/wordprocessingInk" xmlns:wne="http://schemas.microsoft.com/office/word/2006/wordml" xmlns:wps="http://schemas.microsoft.com/office/word/2010/wordprocessingShape" mc:Ignorable="w14 w15 w16se wp14">
+<w:hdr xmlns:wpc="http://schemas.microsoft.com/office/word/2010/wordprocessingCanvas" xmlns:cx="http://schemas.microsoft.com/office/drawing/2014/chartex" xmlns:cx1="http://schemas.microsoft.com/office/drawing/2015/9/8/chartex" xmlns:cx2="http://schemas.microsoft.com/office/drawing/2015/10/21/chartex" xmlns:cx3="http://schemas.microsoft.com/office/drawing/2016/5/9/chartex" xmlns:cx4="http://schemas.microsoft.com/office/drawing/2016/5/10/chartex" xmlns:cx5="http://schemas.microsoft.com/office/drawing/2016/5/11/chartex" xmlns:mc="http://schemas.openxmlformats.org/markup-compatibility/2006" xmlns:o="urn:schemas-microsoft-com:office:office" xmlns:r="http://schemas.openxmlformats.org/officeDocument/2006/relationships" xmlns:m="http://schemas.openxmlformats.org/officeDocument/2006/math" xmlns:v="urn:schemas-microsoft-com:vml" xmlns:wp14="http://schemas.microsoft.com/office/word/2010/wordprocessingDrawing" xmlns:wp="http://schemas.openxmlformats.org/drawingml/2006/wordprocessingDrawing" xmlns:w10="urn:schemas-microsoft-com:office:word" xmlns:w="http://schemas.openxmlformats.org/wordprocessingml/2006/main" xmlns:w14="http://schemas.microsoft.com/office/word/2010/wordml" xmlns:w15="http://schemas.microsoft.com/office/word/2012/wordml" xmlns:w16se="http://schemas.microsoft.com/office/word/2015/wordml/symex" xmlns:wpg="http://schemas.microsoft.com/office/word/2010/wordprocessingGroup" xmlns:wpi="http://schemas.microsoft.com/office/word/2010/wordprocessingInk" xmlns:wne="http://schemas.microsoft.com/office/word/2006/wordml" xmlns:wps="http://schemas.microsoft.com/office/word/2010/wordprocessingShape" mc:Ignorable="w14 w15 w16se wp14">
   <w:p>
     <w:pPr>
       <w:pStyle w:val="Kopfzeile"/>
@@ -2248,7 +2275,7 @@
 </file>
 
 <file path=word/numbering.xml><?xml version="1.0" encoding="utf-8"?>
-<w:numbering xmlns:wpc="http://schemas.microsoft.com/office/word/2010/wordprocessingCanvas" xmlns:cx="http://schemas.microsoft.com/office/drawing/2014/chartex" xmlns:cx1="http://schemas.microsoft.com/office/drawing/2015/9/8/chartex" xmlns:cx2="http://schemas.microsoft.com/office/drawing/2015/10/21/chartex" xmlns:mc="http://schemas.openxmlformats.org/markup-compatibility/2006" xmlns:o="urn:schemas-microsoft-com:office:office" xmlns:r="http://schemas.openxmlformats.org/officeDocument/2006/relationships" xmlns:m="http://schemas.openxmlformats.org/officeDocument/2006/math" xmlns:v="urn:schemas-microsoft-com:vml" xmlns:wp14="http://schemas.microsoft.com/office/word/2010/wordprocessingDrawing" xmlns:wp="http://schemas.openxmlformats.org/drawingml/2006/wordprocessingDrawing" xmlns:w10="urn:schemas-microsoft-com:office:word" xmlns:w="http://schemas.openxmlformats.org/wordprocessingml/2006/main" xmlns:w14="http://schemas.microsoft.com/office/word/2010/wordml" xmlns:w15="http://schemas.microsoft.com/office/word/2012/wordml" xmlns:w16se="http://schemas.microsoft.com/office/word/2015/wordml/symex" xmlns:wpg="http://schemas.microsoft.com/office/word/2010/wordprocessingGroup" xmlns:wpi="http://schemas.microsoft.com/office/word/2010/wordprocessingInk" xmlns:wne="http://schemas.microsoft.com/office/word/2006/wordml" xmlns:wps="http://schemas.microsoft.com/office/word/2010/wordprocessingShape" mc:Ignorable="w14 w15 w16se wp14">
+<w:numbering xmlns:wpc="http://schemas.microsoft.com/office/word/2010/wordprocessingCanvas" xmlns:cx="http://schemas.microsoft.com/office/drawing/2014/chartex" xmlns:cx1="http://schemas.microsoft.com/office/drawing/2015/9/8/chartex" xmlns:cx2="http://schemas.microsoft.com/office/drawing/2015/10/21/chartex" xmlns:cx3="http://schemas.microsoft.com/office/drawing/2016/5/9/chartex" xmlns:cx4="http://schemas.microsoft.com/office/drawing/2016/5/10/chartex" xmlns:cx5="http://schemas.microsoft.com/office/drawing/2016/5/11/chartex" xmlns:mc="http://schemas.openxmlformats.org/markup-compatibility/2006" xmlns:o="urn:schemas-microsoft-com:office:office" xmlns:r="http://schemas.openxmlformats.org/officeDocument/2006/relationships" xmlns:m="http://schemas.openxmlformats.org/officeDocument/2006/math" xmlns:v="urn:schemas-microsoft-com:vml" xmlns:wp14="http://schemas.microsoft.com/office/word/2010/wordprocessingDrawing" xmlns:wp="http://schemas.openxmlformats.org/drawingml/2006/wordprocessingDrawing" xmlns:w10="urn:schemas-microsoft-com:office:word" xmlns:w="http://schemas.openxmlformats.org/wordprocessingml/2006/main" xmlns:w14="http://schemas.microsoft.com/office/word/2010/wordml" xmlns:w15="http://schemas.microsoft.com/office/word/2012/wordml" xmlns:w16se="http://schemas.microsoft.com/office/word/2015/wordml/symex" xmlns:wpg="http://schemas.microsoft.com/office/word/2010/wordprocessingGroup" xmlns:wpi="http://schemas.microsoft.com/office/word/2010/wordprocessingInk" xmlns:wne="http://schemas.microsoft.com/office/word/2006/wordml" xmlns:wps="http://schemas.microsoft.com/office/word/2010/wordprocessingShape" mc:Ignorable="w14 w15 w16se wp14">
   <w:abstractNum w:abstractNumId="0" w15:restartNumberingAfterBreak="0">
     <w:nsid w:val="11F05824"/>
     <w:multiLevelType w:val="hybridMultilevel"/>
@@ -6539,7 +6566,7 @@
     </w:rPrDefault>
     <w:pPrDefault/>
   </w:docDefaults>
-  <w:latentStyles w:defLockedState="0" w:defUIPriority="99" w:defSemiHidden="0" w:defUnhideWhenUsed="0" w:defQFormat="0" w:count="372">
+  <w:latentStyles w:defLockedState="0" w:defUIPriority="99" w:defSemiHidden="0" w:defUnhideWhenUsed="0" w:defQFormat="0" w:count="374">
     <w:lsdException w:name="Normal" w:uiPriority="0" w:qFormat="1"/>
     <w:lsdException w:name="heading 1" w:uiPriority="9" w:qFormat="1"/>
     <w:lsdException w:name="heading 2" w:uiPriority="9" w:qFormat="1"/>
@@ -6806,7 +6833,7 @@
     <w:lsdException w:name="Intense Reference" w:uiPriority="32" w:qFormat="1"/>
     <w:lsdException w:name="Book Title" w:uiPriority="33" w:qFormat="1"/>
     <w:lsdException w:name="Bibliography" w:semiHidden="1" w:uiPriority="37" w:unhideWhenUsed="1"/>
-    <w:lsdException w:name="TOC Heading" w:uiPriority="39" w:qFormat="1"/>
+    <w:lsdException w:name="TOC Heading" w:semiHidden="1" w:uiPriority="39" w:unhideWhenUsed="1" w:qFormat="1"/>
     <w:lsdException w:name="Plain Table 1" w:uiPriority="41"/>
     <w:lsdException w:name="Plain Table 2" w:uiPriority="42"/>
     <w:lsdException w:name="Plain Table 3" w:uiPriority="43"/>
@@ -6912,6 +6939,8 @@
     <w:lsdException w:name="List Table 6 Colorful Accent 6" w:uiPriority="51"/>
     <w:lsdException w:name="List Table 7 Colorful Accent 6" w:uiPriority="52"/>
     <w:lsdException w:name="Mention" w:semiHidden="1" w:unhideWhenUsed="1"/>
+    <w:lsdException w:name="Smart Hyperlink" w:semiHidden="1" w:unhideWhenUsed="1"/>
+    <w:lsdException w:name="Hashtag" w:semiHidden="1" w:unhideWhenUsed="1"/>
   </w:latentStyles>
   <w:style w:type="paragraph" w:default="1" w:styleId="Standard">
     <w:name w:val="Normal"/>
@@ -7684,7 +7713,7 @@
 </file>
 
 <file path=customXml/itemProps1.xml><?xml version="1.0" encoding="utf-8"?>
-<ds:datastoreItem xmlns:ds="http://schemas.openxmlformats.org/officeDocument/2006/customXml" ds:itemID="{31816896-3323-4E91-B8DD-3EDAFC50F214}">
+<ds:datastoreItem xmlns:ds="http://schemas.openxmlformats.org/officeDocument/2006/customXml" ds:itemID="{116C0EDF-890B-4435-A2E9-772F95A706A9}">
   <ds:schemaRefs>
     <ds:schemaRef ds:uri="http://schemas.openxmlformats.org/officeDocument/2006/bibliography"/>
   </ds:schemaRefs>
